--- a/src/assets/resume/shivdutt.docx
+++ b/src/assets/resume/shivdutt.docx
@@ -563,6 +563,155 @@
     </w:p>
     <w:p>
       <w:pPr>
+        <w:overflowPunct w:val="0"/>
+        <w:autoSpaceDE w:val="0"/>
+        <w:autoSpaceDN w:val="0"/>
+        <w:adjustRightInd w:val="0"/>
+        <w:jc w:val="both"/>
+        <w:textAlignment w:val="baseline"/>
+        <w:rPr>
+          <w:rFonts w:asciiTheme="majorHAnsi" w:eastAsiaTheme="minorHAnsi" w:hAnsiTheme="majorHAnsi" w:cstheme="majorHAnsi"/>
+          <w:color w:val="000000" w:themeColor="text1"/>
+          <w:sz w:val="21"/>
+          <w:szCs w:val="21"/>
+          <w:lang w:eastAsia="en-GB"/>
+        </w:rPr>
+      </w:pPr>
+      <w:r>
+        <w:rPr>
+          <w:rFonts w:asciiTheme="majorHAnsi" w:eastAsiaTheme="minorHAnsi" w:hAnsiTheme="majorHAnsi" w:cstheme="majorHAnsi"/>
+          <w:b/>
+          <w:bCs/>
+          <w:color w:val="000000" w:themeColor="text1"/>
+          <w:sz w:val="21"/>
+          <w:szCs w:val="21"/>
+          <w:lang w:eastAsia="en-GB"/>
+        </w:rPr>
+        <w:t>DevOps</w:t>
+      </w:r>
+      <w:r>
+        <w:rPr>
+          <w:rFonts w:asciiTheme="majorHAnsi" w:eastAsiaTheme="minorHAnsi" w:hAnsiTheme="majorHAnsi" w:cstheme="majorHAnsi"/>
+          <w:color w:val="000000" w:themeColor="text1"/>
+          <w:sz w:val="21"/>
+          <w:szCs w:val="21"/>
+          <w:lang w:eastAsia="en-GB"/>
+        </w:rPr>
+        <w:t>: AWS</w:t>
+      </w:r>
+      <w:r>
+        <w:rPr>
+          <w:rFonts w:asciiTheme="majorHAnsi" w:eastAsiaTheme="minorHAnsi" w:hAnsiTheme="majorHAnsi" w:cstheme="majorHAnsi"/>
+          <w:color w:val="000000" w:themeColor="text1"/>
+          <w:sz w:val="21"/>
+          <w:szCs w:val="21"/>
+          <w:lang w:eastAsia="en-GB"/>
+        </w:rPr>
+        <w:t xml:space="preserve">(EC2, RDS, DynamoDB, </w:t>
+      </w:r>
+      <w:r>
+        <w:rPr>
+          <w:rFonts w:asciiTheme="majorHAnsi" w:eastAsiaTheme="minorHAnsi" w:hAnsiTheme="majorHAnsi" w:cstheme="majorHAnsi"/>
+          <w:color w:val="000000" w:themeColor="text1"/>
+          <w:sz w:val="21"/>
+          <w:szCs w:val="21"/>
+          <w:lang w:eastAsia="en-GB"/>
+        </w:rPr>
+        <w:t>S3,</w:t>
+      </w:r>
+      <w:r>
+        <w:rPr>
+          <w:rFonts w:asciiTheme="majorHAnsi" w:eastAsiaTheme="minorHAnsi" w:hAnsiTheme="majorHAnsi" w:cstheme="majorHAnsi"/>
+          <w:color w:val="000000" w:themeColor="text1"/>
+          <w:sz w:val="21"/>
+          <w:szCs w:val="21"/>
+          <w:lang w:eastAsia="en-GB"/>
+        </w:rPr>
+        <w:t xml:space="preserve"> Lambda, </w:t>
+      </w:r>
+      <w:r>
+        <w:rPr>
+          <w:rFonts w:asciiTheme="majorHAnsi" w:eastAsiaTheme="minorHAnsi" w:hAnsiTheme="majorHAnsi" w:cstheme="majorHAnsi"/>
+          <w:color w:val="000000" w:themeColor="text1"/>
+          <w:sz w:val="21"/>
+          <w:szCs w:val="21"/>
+          <w:lang w:eastAsia="en-GB"/>
+        </w:rPr>
+        <w:t xml:space="preserve">ELB, </w:t>
+      </w:r>
+      <w:r>
+        <w:rPr>
+          <w:rFonts w:asciiTheme="majorHAnsi" w:eastAsiaTheme="minorHAnsi" w:hAnsiTheme="majorHAnsi" w:cstheme="majorHAnsi"/>
+          <w:color w:val="000000" w:themeColor="text1"/>
+          <w:sz w:val="21"/>
+          <w:szCs w:val="21"/>
+          <w:lang w:eastAsia="en-GB"/>
+        </w:rPr>
+        <w:t>ECS</w:t>
+      </w:r>
+      <w:r>
+        <w:rPr>
+          <w:rFonts w:asciiTheme="majorHAnsi" w:eastAsiaTheme="minorHAnsi" w:hAnsiTheme="majorHAnsi" w:cstheme="majorHAnsi"/>
+          <w:color w:val="000000" w:themeColor="text1"/>
+          <w:sz w:val="21"/>
+          <w:szCs w:val="21"/>
+          <w:lang w:eastAsia="en-GB"/>
+        </w:rPr>
+        <w:t>, Route</w:t>
+      </w:r>
+      <w:r>
+        <w:rPr>
+          <w:rFonts w:asciiTheme="majorHAnsi" w:eastAsiaTheme="minorHAnsi" w:hAnsiTheme="majorHAnsi" w:cstheme="majorHAnsi"/>
+          <w:color w:val="000000" w:themeColor="text1"/>
+          <w:sz w:val="21"/>
+          <w:szCs w:val="21"/>
+          <w:lang w:eastAsia="en-GB"/>
+        </w:rPr>
+        <w:t xml:space="preserve"> 53,</w:t>
+      </w:r>
+      <w:r>
+        <w:rPr>
+          <w:rFonts w:asciiTheme="majorHAnsi" w:eastAsiaTheme="minorHAnsi" w:hAnsiTheme="majorHAnsi" w:cstheme="majorHAnsi"/>
+          <w:color w:val="000000" w:themeColor="text1"/>
+          <w:sz w:val="21"/>
+          <w:szCs w:val="21"/>
+          <w:lang w:eastAsia="en-GB"/>
+        </w:rPr>
+        <w:t xml:space="preserve"> </w:t>
+      </w:r>
+      <w:r>
+        <w:rPr>
+          <w:rFonts w:asciiTheme="majorHAnsi" w:eastAsiaTheme="minorHAnsi" w:hAnsiTheme="majorHAnsi" w:cstheme="majorHAnsi"/>
+          <w:color w:val="000000" w:themeColor="text1"/>
+          <w:sz w:val="21"/>
+          <w:szCs w:val="21"/>
+          <w:lang w:eastAsia="en-GB"/>
+        </w:rPr>
+        <w:t>CloudFront)</w:t>
+      </w:r>
+      <w:r>
+        <w:rPr>
+          <w:rFonts w:asciiTheme="majorHAnsi" w:eastAsiaTheme="minorHAnsi" w:hAnsiTheme="majorHAnsi" w:cstheme="majorHAnsi"/>
+          <w:color w:val="000000" w:themeColor="text1"/>
+          <w:sz w:val="21"/>
+          <w:szCs w:val="21"/>
+          <w:lang w:eastAsia="en-GB"/>
+        </w:rPr>
+        <w:t xml:space="preserve">, </w:t>
+      </w:r>
+      <w:r>
+        <w:rPr>
+          <w:rFonts w:asciiTheme="majorHAnsi" w:eastAsiaTheme="minorHAnsi" w:hAnsiTheme="majorHAnsi" w:cstheme="majorHAnsi"/>
+          <w:color w:val="000000" w:themeColor="text1"/>
+          <w:sz w:val="21"/>
+          <w:szCs w:val="21"/>
+          <w:lang w:eastAsia="en-GB"/>
+        </w:rPr>
+        <w:t>Jenkins, Ansible, Docker, Kubernetes, Kafka, Redis</w:t>
+      </w:r>
+    </w:p>
+    <w:p>
+      <w:pPr>
         <w:pBdr>
           <w:top w:val="nil"/>
           <w:left w:val="nil"/>
@@ -644,26 +793,6 @@
           <w:szCs w:val="21"/>
         </w:rPr>
         <w:t xml:space="preserve"> </w:t>
-      </w:r>
-      <w:r>
-        <w:rPr>
-          <w:rFonts w:ascii="Calibri" w:eastAsia="Calibri" w:hAnsi="Calibri" w:cs="Calibri"/>
-          <w:bCs/>
-          <w:color w:val="000000"/>
-          <w:sz w:val="21"/>
-          <w:szCs w:val="21"/>
-        </w:rPr>
-        <w:t>VS Code</w:t>
-      </w:r>
-      <w:r>
-        <w:rPr>
-          <w:rFonts w:ascii="Calibri" w:eastAsia="Calibri" w:hAnsi="Calibri" w:cs="Calibri"/>
-          <w:bCs/>
-          <w:color w:val="000000"/>
-          <w:sz w:val="21"/>
-          <w:szCs w:val="21"/>
-        </w:rPr>
-        <w:t xml:space="preserve">, </w:t>
       </w:r>
       <w:r>
         <w:rPr>
@@ -1053,6 +1182,16 @@
           <w:sz w:val="21"/>
           <w:szCs w:val="21"/>
         </w:rPr>
+        <w:t>C</w:t>
+      </w:r>
+      <w:r>
+        <w:rPr>
+          <w:rFonts w:ascii="Calibri" w:eastAsia="Calibri" w:hAnsi="Calibri" w:cs="Calibri"/>
+          <w:b/>
+          <w:color w:val="000000"/>
+          <w:sz w:val="21"/>
+          <w:szCs w:val="21"/>
+        </w:rPr>
         <w:t xml:space="preserve">GPA: </w:t>
       </w:r>
       <w:r>
@@ -1063,15 +1202,6 @@
           <w:szCs w:val="21"/>
         </w:rPr>
         <w:t>7.2</w:t>
-      </w:r>
-      <w:r>
-        <w:rPr>
-          <w:rFonts w:ascii="Calibri" w:eastAsia="Calibri" w:hAnsi="Calibri" w:cs="Calibri"/>
-          <w:color w:val="000000"/>
-          <w:sz w:val="21"/>
-          <w:szCs w:val="21"/>
-        </w:rPr>
-        <w:t>5</w:t>
       </w:r>
       <w:r>
         <w:rPr>
@@ -1125,15 +1255,27 @@
           <w:szCs w:val="21"/>
         </w:rPr>
       </w:pPr>
-      <w:r>
-        <w:rPr>
-          <w:rFonts w:ascii="Calibri" w:eastAsia="Calibri" w:hAnsi="Calibri" w:cs="Calibri"/>
-          <w:b/>
-          <w:color w:val="000000"/>
-          <w:sz w:val="21"/>
-          <w:szCs w:val="21"/>
-        </w:rPr>
-        <w:t>Kendriya Vidyalaya</w:t>
+      <w:proofErr w:type="spellStart"/>
+      <w:r>
+        <w:rPr>
+          <w:rFonts w:ascii="Calibri" w:eastAsia="Calibri" w:hAnsi="Calibri" w:cs="Calibri"/>
+          <w:b/>
+          <w:color w:val="000000"/>
+          <w:sz w:val="21"/>
+          <w:szCs w:val="21"/>
+        </w:rPr>
+        <w:t>Kendriya</w:t>
+      </w:r>
+      <w:proofErr w:type="spellEnd"/>
+      <w:r>
+        <w:rPr>
+          <w:rFonts w:ascii="Calibri" w:eastAsia="Calibri" w:hAnsi="Calibri" w:cs="Calibri"/>
+          <w:b/>
+          <w:color w:val="000000"/>
+          <w:sz w:val="21"/>
+          <w:szCs w:val="21"/>
+        </w:rPr>
+        <w:t xml:space="preserve"> Vidyalaya</w:t>
       </w:r>
       <w:r>
         <w:rPr>
@@ -1166,15 +1308,27 @@
         </w:rPr>
         <w:t xml:space="preserve">  </w:t>
       </w:r>
-      <w:r>
-        <w:rPr>
-          <w:rFonts w:ascii="Calibri" w:eastAsia="Calibri" w:hAnsi="Calibri" w:cs="Calibri"/>
-          <w:b/>
-          <w:color w:val="000000"/>
-          <w:sz w:val="21"/>
-          <w:szCs w:val="21"/>
-        </w:rPr>
-        <w:t>Ahmednagar, Maharashtra, India</w:t>
+      <w:proofErr w:type="spellStart"/>
+      <w:r>
+        <w:rPr>
+          <w:rFonts w:ascii="Calibri" w:eastAsia="Calibri" w:hAnsi="Calibri" w:cs="Calibri"/>
+          <w:b/>
+          <w:color w:val="000000"/>
+          <w:sz w:val="21"/>
+          <w:szCs w:val="21"/>
+        </w:rPr>
+        <w:t>Ahmednagar</w:t>
+      </w:r>
+      <w:proofErr w:type="spellEnd"/>
+      <w:r>
+        <w:rPr>
+          <w:rFonts w:ascii="Calibri" w:eastAsia="Calibri" w:hAnsi="Calibri" w:cs="Calibri"/>
+          <w:b/>
+          <w:color w:val="000000"/>
+          <w:sz w:val="21"/>
+          <w:szCs w:val="21"/>
+        </w:rPr>
+        <w:t>, Maharashtra, India</w:t>
       </w:r>
     </w:p>
     <w:p>
@@ -1598,7 +1752,29 @@
           <w:szCs w:val="21"/>
           <w:lang w:eastAsia="en-GB"/>
         </w:rPr>
-        <w:t>stack with frontend hosted on Vercel and backend on Render.</w:t>
+        <w:t xml:space="preserve">stack with frontend hosted on </w:t>
+      </w:r>
+      <w:proofErr w:type="spellStart"/>
+      <w:r>
+        <w:rPr>
+          <w:rFonts w:asciiTheme="majorHAnsi" w:hAnsiTheme="majorHAnsi" w:cstheme="majorHAnsi"/>
+          <w:color w:val="000000" w:themeColor="text1"/>
+          <w:sz w:val="21"/>
+          <w:szCs w:val="21"/>
+          <w:lang w:eastAsia="en-GB"/>
+        </w:rPr>
+        <w:t>Vercel</w:t>
+      </w:r>
+      <w:proofErr w:type="spellEnd"/>
+      <w:r>
+        <w:rPr>
+          <w:rFonts w:asciiTheme="majorHAnsi" w:hAnsiTheme="majorHAnsi" w:cstheme="majorHAnsi"/>
+          <w:color w:val="000000" w:themeColor="text1"/>
+          <w:sz w:val="21"/>
+          <w:szCs w:val="21"/>
+          <w:lang w:eastAsia="en-GB"/>
+        </w:rPr>
+        <w:t xml:space="preserve"> and backend on Render.</w:t>
       </w:r>
     </w:p>
     <w:p>
@@ -1730,7 +1906,25 @@
           <w:sz w:val="21"/>
           <w:szCs w:val="21"/>
         </w:rPr>
-        <w:t xml:space="preserve">HTML, CSS, JavaScript, React, uNoGS API </w:t>
+        <w:t xml:space="preserve">HTML, CSS, JavaScript, React, </w:t>
+      </w:r>
+      <w:proofErr w:type="spellStart"/>
+      <w:r>
+        <w:rPr>
+          <w:rFonts w:asciiTheme="majorHAnsi" w:hAnsiTheme="majorHAnsi" w:cstheme="majorHAnsi"/>
+          <w:sz w:val="21"/>
+          <w:szCs w:val="21"/>
+        </w:rPr>
+        <w:t>uNoGS</w:t>
+      </w:r>
+      <w:proofErr w:type="spellEnd"/>
+      <w:r>
+        <w:rPr>
+          <w:rFonts w:asciiTheme="majorHAnsi" w:hAnsiTheme="majorHAnsi" w:cstheme="majorHAnsi"/>
+          <w:sz w:val="21"/>
+          <w:szCs w:val="21"/>
+        </w:rPr>
+        <w:t xml:space="preserve"> API </w:t>
       </w:r>
       <w:r>
         <w:rPr>
@@ -1916,6 +2110,7 @@
         </w:rPr>
         <w:t xml:space="preserve">Leveraged </w:t>
       </w:r>
+      <w:proofErr w:type="spellStart"/>
       <w:r>
         <w:rPr>
           <w:rFonts w:asciiTheme="majorHAnsi" w:hAnsiTheme="majorHAnsi" w:cstheme="majorHAnsi"/>
@@ -1924,7 +2119,18 @@
           <w:sz w:val="21"/>
           <w:szCs w:val="21"/>
         </w:rPr>
-        <w:t>uNoGS API</w:t>
+        <w:t>uNoGS</w:t>
+      </w:r>
+      <w:proofErr w:type="spellEnd"/>
+      <w:r>
+        <w:rPr>
+          <w:rFonts w:asciiTheme="majorHAnsi" w:hAnsiTheme="majorHAnsi" w:cstheme="majorHAnsi"/>
+          <w:b/>
+          <w:bCs/>
+          <w:sz w:val="21"/>
+          <w:szCs w:val="21"/>
+        </w:rPr>
+        <w:t xml:space="preserve"> API</w:t>
       </w:r>
       <w:r>
         <w:rPr>
@@ -2162,7 +2368,27 @@
           <w:sz w:val="21"/>
           <w:szCs w:val="21"/>
         </w:rPr>
-        <w:t xml:space="preserve">                                                                                                                                                                                  </w:t>
+        <w:t xml:space="preserve">          </w:t>
+      </w:r>
+      <w:r>
+        <w:rPr>
+          <w:rFonts w:asciiTheme="majorHAnsi" w:hAnsiTheme="majorHAnsi" w:cstheme="majorHAnsi"/>
+          <w:b/>
+          <w:bCs/>
+          <w:sz w:val="21"/>
+          <w:szCs w:val="21"/>
+        </w:rPr>
+        <w:t xml:space="preserve">    </w:t>
+      </w:r>
+      <w:r>
+        <w:rPr>
+          <w:rFonts w:asciiTheme="majorHAnsi" w:hAnsiTheme="majorHAnsi" w:cstheme="majorHAnsi"/>
+          <w:b/>
+          <w:bCs/>
+          <w:sz w:val="21"/>
+          <w:szCs w:val="21"/>
+        </w:rPr>
+        <w:t xml:space="preserve">                                                                                                                                                                    </w:t>
       </w:r>
       <w:hyperlink r:id="rId18" w:history="1">
         <w:r>
@@ -2325,16 +2551,7 @@
           <w:szCs w:val="21"/>
           <w:lang w:eastAsia="en-GB"/>
         </w:rPr>
-        <w:t>0-100’ certificate in the 100xDevs program, mentored by Harkirat Singh.</w:t>
-      </w:r>
-      <w:r>
-        <w:rPr>
-          <w:rFonts w:asciiTheme="majorHAnsi" w:hAnsiTheme="majorHAnsi" w:cstheme="majorHAnsi"/>
-          <w:sz w:val="21"/>
-          <w:szCs w:val="21"/>
-          <w:lang w:eastAsia="en-GB"/>
-        </w:rPr>
-        <w:t xml:space="preserve">                                       </w:t>
+        <w:t xml:space="preserve">0-100’ certificate in the 100xDevs program, mentored by Harkirat Singh.                                       </w:t>
       </w:r>
       <w:hyperlink r:id="rId20" w:history="1">
         <w:r>
@@ -5243,6 +5460,7 @@
   <w:style w:type="character" w:default="1" w:styleId="DefaultParagraphFont">
     <w:name w:val="Default Paragraph Font"/>
     <w:uiPriority w:val="1"/>
+    <w:semiHidden/>
     <w:unhideWhenUsed/>
   </w:style>
   <w:style w:type="table" w:default="1" w:styleId="TableNormal">
